--- a/markdown/output/apa7_document.docx
+++ b/markdown/output/apa7_document.docx
@@ -1003,6 +1003,27 @@
         <w:br/>
       </w:r>
       <w:r>
+        <w:rPr>
+          <w:rStyle w:val="FunctionTok"/>
+        </w:rPr>
+        <w:t xml:space="preserve">library</w:t>
+      </w:r>
+      <w:r>
+        <w:rPr>
+          <w:rStyle w:val="NormalTok"/>
+        </w:rPr>
+        <w:t xml:space="preserve">(magrittr) </w:t>
+      </w:r>
+      <w:r>
+        <w:rPr>
+          <w:rStyle w:val="CommentTok"/>
+        </w:rPr>
+        <w:t xml:space="preserve"># for pipes</w:t>
+      </w:r>
+      <w:r>
+        <w:br/>
+      </w:r>
+      <w:r>
         <w:br/>
       </w:r>
       <w:r>
@@ -7456,7 +7477,7 @@
         <w:pStyle w:val="FirstParagraph"/>
       </w:pPr>
       <w:r>
-        <w:t xml:space="preserve">To illustrate the benefits of our large collection of trial-level data, we fitted Bayesian multilevel models predicting truth judgments, with repetition as a fixed effect and random intercepts and slopes at the statement, subject, and experiment levels.</w:t>
+        <w:t xml:space="preserve">To illustrate the benefits of our large collection of trial-level data, we fitted Bayesian multilevel models predicting truth judgments, with repetition as a fixed effect and random intercepts and slopes at the statement, subject, and experiment levels. We only included data from the test phase and excluded rows with missing values in the response or repetition status.</w:t>
       </w:r>
     </w:p>
     <w:p>
@@ -7464,7 +7485,7 @@
         <w:pStyle w:val="Textkrper"/>
       </w:pPr>
       <w:r>
-        <w:t xml:space="preserve">The experiment level is based on data from the procedure_table, as this table contains detailed information about each experimental setup (e.g., proportion of repeated items, presence of warnings, number of sessions) beyond what is available in the broader study_table. Each entry in the study_table corresponds to at least one entry in the procedure_table, but a single study may include several procedures that differ in these settings. For example, the same study may have multiple judgment sessions, modify the percentage of repeated stimuli, or warn some participants about the truth effect. These different procedures will then also receive different procedure identifiers, but the same study identifier. Critically, this results in more</w:t>
+        <w:t xml:space="preserve">The experiment level is based on data from the procedure_table, as this table contains detailed information about each experimental setup (e.g., delay between exposure and test session, proportion of repeated items, presence of warnings) beyond what is available in the broader study_table. Each entry in the study_table corresponds to at least one entry in the procedure_table, but a single study may include several procedures that differ in these settings. For example, the same study may have multiple judgment sessions, modify the percentage of repeated stimuli, or warn some participants about the truth effect. These different procedures will then also receive different procedure identifiers, but the same study identifier. Critically, this results in more</w:t>
       </w:r>
       <w:r>
         <w:t xml:space="preserve"> </w:t>
@@ -7482,7 +7503,7 @@
         <w:t xml:space="preserve"> </w:t>
       </w:r>
       <w:r>
-        <w:t xml:space="preserve">than studies included in TED. While TED includes 59 studies, these studies consist of a total of 86 different procedural settings –</w:t>
+        <w:t xml:space="preserve">than studies included in TED. For example, while TED includes 59 studies, these studies consist of a total of 86 different procedural settings –</w:t>
       </w:r>
       <w:r>
         <w:t xml:space="preserve"> </w:t>
@@ -7497,7 +7518,10 @@
         <w:t xml:space="preserve">”</w:t>
       </w:r>
       <w:r>
-        <w:t xml:space="preserve">.</w:t>
+        <w:t xml:space="preserve"> </w:t>
+      </w:r>
+      <w:r>
+        <w:t xml:space="preserve">analyzed in this paper.</w:t>
       </w:r>
     </w:p>
     <w:p>
@@ -8920,7 +8944,7 @@
         <w:pStyle w:val="FirstParagraph"/>
       </w:pPr>
       <w:r>
-        <w:t xml:space="preserve">The analysis was based on 572775 trials nested within 8309 subjects, 2872 statements, and 66 experiments.</w:t>
+        <w:t xml:space="preserve">The analysis was based on 572775 trials nested within 8309 subjects, 2872 statements, and 65 experiments.</w:t>
       </w:r>
     </w:p>
     <w:p>
@@ -9996,7 +10020,7 @@
         <w:t xml:space="preserve"> </w:t>
       </w:r>
       <w:r>
-        <w:t xml:space="preserve">N = 587999; N Procedure = 66; N Subjects = 8397; N Statements = 2872; l_95_CrI refers to the lower boundary of the 95% credible interval, u_95_CrI refers to the upper boundary</w:t>
+        <w:t xml:space="preserve">N = 572775; N Procedure = 65; N Subjects = 8309; N Statements = 2872; l_95_CrI refers to the lower boundary of the 95% credible interval, u_95_CrI refers to the upper boundary</w:t>
       </w:r>
     </w:p>
     <w:p>
@@ -10763,7 +10787,7 @@
               <w:jc w:val="left"/>
             </w:pPr>
             <w:r>
-              <w:t xml:space="preserve">0.06</w:t>
+              <w:t xml:space="preserve">0.05</w:t>
             </w:r>
           </w:p>
         </w:tc>
@@ -11240,7 +11264,7 @@
         <w:t xml:space="preserve"> </w:t>
       </w:r>
       <w:r>
-        <w:t xml:space="preserve">N = 587999; N Procedure = 66; N Subjects = 9592; N Statements = 2872; l_95_CrI refers to the lower boundary of the 95% credible interval, u_95_CrI refers to the upper boundary</w:t>
+        <w:t xml:space="preserve">N = 572775; N Procedure = 65; N Subjects = 9419; N Statements = 2872; l_95_CrI refers to the lower boundary of the 95% credible interval, u_95_CrI refers to the upper boundary</w:t>
       </w:r>
     </w:p>
     <w:p>
@@ -13482,7 +13506,7 @@
         <w:t xml:space="preserve"> </w:t>
       </w:r>
       <w:r>
-        <w:t xml:space="preserve">(Version 1.2.2;</w:t>
+        <w:t xml:space="preserve">(Version 1.2.3;</w:t>
       </w:r>
       <w:r>
         <w:t xml:space="preserve"> </w:t>
